--- a/المصادر/الفصل الدراسي الاول/الصف الرابع/مادة العلوم/برومبتات-الرسومات.docx
+++ b/المصادر/الفصل الدراسي الاول/الصف الرابع/مادة العلوم/برومبتات-الرسومات.docx
@@ -1471,6 +1471,125 @@
           <w:sz w:val="20"/>
         </w:rPr>
         <w:t>Create an educational illustration of a woodland habitat scene with a pond in a simple scientific style for children, showing various clear and separate animals: a fox, a rabbit, a duck, an owl, a flying hawk, and a frog near the pond, with trees and grass. Use a clean white background and no text labels. One single standalone image only.</w:t>
+      </w:r>
+    </w:p>
+    <w:p>
+      <w:pPr>
+        <w:bidi/>
+        <w:jc w:val="right"/>
+      </w:pPr>
+      <w:r>
+        <w:rPr>
+          <w:rFonts w:ascii="Arial" w:hAnsi="Arial" w:cs="Arial"/>
+          <w:b w:val="0"/>
+          <w:i w:val="0"/>
+          <w:sz w:val="24"/>
+        </w:rPr>
+      </w:r>
+    </w:p>
+    <w:p>
+      <w:pPr>
+        <w:bidi/>
+        <w:jc w:val="right"/>
+      </w:pPr>
+      <w:r>
+        <w:rPr>
+          <w:rFonts w:ascii="Arial" w:hAnsi="Arial" w:cs="Arial"/>
+          <w:b/>
+          <w:i w:val="0"/>
+          <w:color w:val="1F5C2E"/>
+          <w:sz w:val="26"/>
+        </w:rPr>
+        <w:t xml:space="preserve">٢-٣ (سؤال إضافي — اكتشف الخطأ): الكائن في الموطن الخاطئ</w:t>
+      </w:r>
+    </w:p>
+    <w:p>
+      <w:pPr>
+        <w:bidi/>
+        <w:jc w:val="right"/>
+      </w:pPr>
+      <w:r>
+        <w:rPr>
+          <w:rFonts w:ascii="Arial" w:hAnsi="Arial" w:cs="Arial"/>
+          <w:b w:val="0"/>
+          <w:i w:val="0"/>
+          <w:color w:val="D16A1E"/>
+          <w:sz w:val="22"/>
+        </w:rPr>
+        <w:t xml:space="preserve">نوع السؤال البصري: اكتشف الخطأ (find-error) — الضغط على الكائن الموضوع في الموطن الخطأ</w:t>
+      </w:r>
+    </w:p>
+    <w:p>
+      <w:pPr>
+        <w:bidi/>
+        <w:jc w:val="right"/>
+      </w:pPr>
+      <w:r>
+        <w:rPr>
+          <w:rFonts w:ascii="Arial" w:hAnsi="Arial" w:cs="Arial"/>
+          <w:b w:val="0"/>
+          <w:i w:val="0"/>
+          <w:color w:val="555555"/>
+          <w:sz w:val="22"/>
+        </w:rPr>
+        <w:t xml:space="preserve">اسم الملف المقترح: خطأ-الموطن.png</w:t>
+      </w:r>
+    </w:p>
+    <w:p>
+      <w:pPr>
+        <w:bidi/>
+        <w:jc w:val="right"/>
+      </w:pPr>
+      <w:r>
+        <w:rPr>
+          <w:rFonts w:ascii="Arial" w:hAnsi="Arial" w:cs="Arial"/>
+          <w:b/>
+          <w:i w:val="0"/>
+          <w:sz w:val="22"/>
+        </w:rPr>
+        <w:t xml:space="preserve">البرومبت (عربي):</w:t>
+      </w:r>
+    </w:p>
+    <w:p>
+      <w:pPr>
+        <w:bidi/>
+        <w:jc w:val="right"/>
+      </w:pPr>
+      <w:r>
+        <w:rPr>
+          <w:rFonts w:ascii="Arial" w:hAnsi="Arial" w:cs="Arial"/>
+          <w:b w:val="0"/>
+          <w:i w:val="0"/>
+          <w:sz w:val="22"/>
+        </w:rPr>
+        <w:t xml:space="preserve">أنشئ رسماً تعليمياً لمشهد موطن غابة بأسلوب علمي مبسّط للأطفال، تظهر فيه حيوانات كلٌّ في موطنه الصحيح: عصفور فوق غصن شجرة، وأرنب على العشب، وبطة تسبح في بركة ماء، عدا خطأ واحد واضح: سمكة موضوعة فوق غصن شجرة بدلاً من أن تكون في الماء، بحيث يسهل على الطفل ملاحظة الكائن في الموطن الخاطئ. اجعل الخلفية بيضاء نظيفة تماماً وبدون أي تسميات مكتوبة. صورة واحدة مستقلّة فقط.</w:t>
+      </w:r>
+    </w:p>
+    <w:p>
+      <w:pPr>
+        <w:bidi/>
+        <w:jc w:val="right"/>
+      </w:pPr>
+      <w:r>
+        <w:rPr>
+          <w:rFonts w:ascii="Arial" w:hAnsi="Arial" w:cs="Arial"/>
+          <w:b/>
+          <w:i w:val="0"/>
+          <w:sz w:val="22"/>
+        </w:rPr>
+        <w:t xml:space="preserve">Prompt (English):</w:t>
+      </w:r>
+    </w:p>
+    <w:p>
+      <w:r>
+        <w:rPr>
+          <w:rFonts w:ascii="Arial" w:hAnsi="Arial" w:cs="Arial"/>
+          <w:b w:val="0"/>
+          <w:i/>
+          <w:color w:val="555555"/>
+          <w:sz w:val="20"/>
+        </w:rPr>
+        <w:t xml:space="preserve">Create an educational illustration of a woodland habitat scene in a simple scientific style for children, showing animals each in its correct habitat: a small bird on a tree branch, a rabbit on the grass, and a duck swimming in a pond, except for one clear mistake: a fish placed up on a tree branch instead of being in the water, so a child can easily spot the animal in the wrong habitat. Use a clean white background and no text labels. One single standalone image only.</w:t>
       </w:r>
     </w:p>
     <w:p>

--- a/المصادر/الفصل الدراسي الاول/الصف الرابع/مادة العلوم/برومبتات-الرسومات.docx
+++ b/المصادر/الفصل الدراسي الاول/الصف الرابع/مادة العلوم/برومبتات-الرسومات.docx
@@ -1709,6 +1709,271 @@
           <w:sz w:val="20"/>
         </w:rPr>
         <w:t>Create a simple educational illustration for children showing four animals together in the same image, each clear and separate from the others: a bird, a cat, a fish, and a snake, in a simple style that highlights each animal's distinctive features. Use a clean white background and no text labels. One single standalone image only.</w:t>
+      </w:r>
+    </w:p>
+    <w:p>
+      <w:pPr>
+        <w:bidi/>
+        <w:jc w:val="right"/>
+      </w:pPr>
+      <w:r>
+        <w:rPr>
+          <w:rFonts w:ascii="Arial" w:hAnsi="Arial" w:cs="Arial"/>
+          <w:b w:val="0"/>
+          <w:i w:val="0"/>
+          <w:sz w:val="24"/>
+        </w:rPr>
+      </w:r>
+    </w:p>
+    <w:p>
+      <w:pPr>
+        <w:bidi/>
+        <w:jc w:val="right"/>
+      </w:pPr>
+      <w:r>
+        <w:rPr>
+          <w:rFonts w:ascii="Arial" w:hAnsi="Arial" w:cs="Arial"/>
+          <w:b/>
+          <w:i w:val="0"/>
+          <w:color w:val="1F5C2E"/>
+          <w:sz w:val="26"/>
+        </w:rPr>
+        <w:t xml:space="preserve">٢-٤ (سؤال إضافي — السؤال الصوتي): صور مصادر الصوت</w:t>
+      </w:r>
+    </w:p>
+    <w:p>
+      <w:pPr>
+        <w:bidi/>
+        <w:jc w:val="right"/>
+      </w:pPr>
+      <w:r>
+        <w:rPr>
+          <w:rFonts w:ascii="Arial" w:hAnsi="Arial" w:cs="Arial"/>
+          <w:b w:val="0"/>
+          <w:i w:val="0"/>
+          <w:color w:val="D16A1E"/>
+          <w:sz w:val="22"/>
+        </w:rPr>
+        <w:t xml:space="preserve">نوع السؤال البصري: السؤال الصوتي (audio-q) — صور حيوانات منفصلة كخيارات. الصوت: audio/sound-bird.wav</w:t>
+      </w:r>
+    </w:p>
+    <w:p>
+      <w:pPr>
+        <w:bidi/>
+        <w:jc w:val="right"/>
+      </w:pPr>
+      <w:r>
+        <w:rPr>
+          <w:rFonts w:ascii="Arial" w:hAnsi="Arial" w:cs="Arial"/>
+          <w:b w:val="0"/>
+          <w:i w:val="0"/>
+          <w:color w:val="D16A1E"/>
+          <w:sz w:val="22"/>
+        </w:rPr>
+        <w:t xml:space="preserve">اسم الملف المقترح: حيوان-طائر.png</w:t>
+      </w:r>
+    </w:p>
+    <w:p>
+      <w:pPr>
+        <w:bidi/>
+        <w:jc w:val="right"/>
+      </w:pPr>
+      <w:r>
+        <w:rPr>
+          <w:rFonts w:ascii="Arial" w:hAnsi="Arial" w:cs="Arial"/>
+          <w:b/>
+          <w:i w:val="0"/>
+          <w:sz w:val="22"/>
+        </w:rPr>
+        <w:t xml:space="preserve">البرومبت (عربي):</w:t>
+      </w:r>
+    </w:p>
+    <w:p>
+      <w:pPr>
+        <w:bidi/>
+        <w:jc w:val="right"/>
+      </w:pPr>
+      <w:r>
+        <w:rPr>
+          <w:rFonts w:ascii="Arial" w:hAnsi="Arial" w:cs="Arial"/>
+          <w:b w:val="0"/>
+          <w:i w:val="0"/>
+          <w:sz w:val="22"/>
+        </w:rPr>
+        <w:t xml:space="preserve">أنشئ رسماً تعليمياً واضحاً لطائر صغير ملوّن جالس، بأسلوب علمي مبسّط للأطفال، يظهر كامل جسمه بوضوح من منظور جانبي. اجعل الخلفية بيضاء نظيفة تماماً وبدون أي تسميات مكتوبة. صورة واحدة مستقلّة فقط.</w:t>
+      </w:r>
+    </w:p>
+    <w:p>
+      <w:pPr>
+        <w:bidi/>
+        <w:jc w:val="right"/>
+      </w:pPr>
+      <w:r>
+        <w:rPr>
+          <w:rFonts w:ascii="Arial" w:hAnsi="Arial" w:cs="Arial"/>
+          <w:b/>
+          <w:i w:val="0"/>
+          <w:sz w:val="22"/>
+        </w:rPr>
+        <w:t xml:space="preserve">Prompt (English):</w:t>
+      </w:r>
+    </w:p>
+    <w:p>
+      <w:r>
+        <w:rPr>
+          <w:rFonts w:ascii="Arial" w:hAnsi="Arial" w:cs="Arial"/>
+          <w:b w:val="0"/>
+          <w:i/>
+          <w:color w:val="555555"/>
+          <w:sz w:val="20"/>
+        </w:rPr>
+        <w:t xml:space="preserve">Create a clear educational illustration of a small colorful bird perched, in a simple scientific style for children, showing its whole body clearly in side view. Use a clean white background and no text labels. One single standalone image only.</w:t>
+      </w:r>
+    </w:p>
+    <w:p>
+      <w:pPr>
+        <w:bidi/>
+        <w:jc w:val="right"/>
+      </w:pPr>
+      <w:r>
+        <w:rPr>
+          <w:rFonts w:ascii="Arial" w:hAnsi="Arial" w:cs="Arial"/>
+          <w:b w:val="0"/>
+          <w:i w:val="0"/>
+          <w:color w:val="D16A1E"/>
+          <w:sz w:val="22"/>
+        </w:rPr>
+        <w:t xml:space="preserve">اسم الملف المقترح: حيوان-قطة.png</w:t>
+      </w:r>
+    </w:p>
+    <w:p>
+      <w:pPr>
+        <w:bidi/>
+        <w:jc w:val="right"/>
+      </w:pPr>
+      <w:r>
+        <w:rPr>
+          <w:rFonts w:ascii="Arial" w:hAnsi="Arial" w:cs="Arial"/>
+          <w:b/>
+          <w:i w:val="0"/>
+          <w:sz w:val="22"/>
+        </w:rPr>
+        <w:t xml:space="preserve">البرومبت (عربي):</w:t>
+      </w:r>
+    </w:p>
+    <w:p>
+      <w:pPr>
+        <w:bidi/>
+        <w:jc w:val="right"/>
+      </w:pPr>
+      <w:r>
+        <w:rPr>
+          <w:rFonts w:ascii="Arial" w:hAnsi="Arial" w:cs="Arial"/>
+          <w:b w:val="0"/>
+          <w:i w:val="0"/>
+          <w:sz w:val="22"/>
+        </w:rPr>
+        <w:t xml:space="preserve">أنشئ رسماً تعليمياً واضحاً لقطة جالسة، بأسلوب علمي مبسّط للأطفال، يظهر كامل جسمها بوضوح من منظور جانبي. اجعل الخلفية بيضاء نظيفة تماماً وبدون أي تسميات مكتوبة. صورة واحدة مستقلّة فقط.</w:t>
+      </w:r>
+    </w:p>
+    <w:p>
+      <w:pPr>
+        <w:bidi/>
+        <w:jc w:val="right"/>
+      </w:pPr>
+      <w:r>
+        <w:rPr>
+          <w:rFonts w:ascii="Arial" w:hAnsi="Arial" w:cs="Arial"/>
+          <w:b/>
+          <w:i w:val="0"/>
+          <w:sz w:val="22"/>
+        </w:rPr>
+        <w:t xml:space="preserve">Prompt (English):</w:t>
+      </w:r>
+    </w:p>
+    <w:p>
+      <w:r>
+        <w:rPr>
+          <w:rFonts w:ascii="Arial" w:hAnsi="Arial" w:cs="Arial"/>
+          <w:b w:val="0"/>
+          <w:i/>
+          <w:color w:val="555555"/>
+          <w:sz w:val="20"/>
+        </w:rPr>
+        <w:t xml:space="preserve">Create a clear educational illustration of a sitting cat, in a simple scientific style for children, showing its whole body clearly in side view. Use a clean white background and no text labels. One single standalone image only.</w:t>
+      </w:r>
+    </w:p>
+    <w:p>
+      <w:pPr>
+        <w:bidi/>
+        <w:jc w:val="right"/>
+      </w:pPr>
+      <w:r>
+        <w:rPr>
+          <w:rFonts w:ascii="Arial" w:hAnsi="Arial" w:cs="Arial"/>
+          <w:b w:val="0"/>
+          <w:i w:val="0"/>
+          <w:color w:val="D16A1E"/>
+          <w:sz w:val="22"/>
+        </w:rPr>
+        <w:t xml:space="preserve">اسم الملف المقترح: حيوان-ضفدع.png</w:t>
+      </w:r>
+    </w:p>
+    <w:p>
+      <w:pPr>
+        <w:bidi/>
+        <w:jc w:val="right"/>
+      </w:pPr>
+      <w:r>
+        <w:rPr>
+          <w:rFonts w:ascii="Arial" w:hAnsi="Arial" w:cs="Arial"/>
+          <w:b/>
+          <w:i w:val="0"/>
+          <w:sz w:val="22"/>
+        </w:rPr>
+        <w:t xml:space="preserve">البرومبت (عربي):</w:t>
+      </w:r>
+    </w:p>
+    <w:p>
+      <w:pPr>
+        <w:bidi/>
+        <w:jc w:val="right"/>
+      </w:pPr>
+      <w:r>
+        <w:rPr>
+          <w:rFonts w:ascii="Arial" w:hAnsi="Arial" w:cs="Arial"/>
+          <w:b w:val="0"/>
+          <w:i w:val="0"/>
+          <w:sz w:val="22"/>
+        </w:rPr>
+        <w:t xml:space="preserve">أنشئ رسماً تعليمياً واضحاً لضفدع أخضر جالس، بأسلوب علمي مبسّط للأطفال، يظهر كامل جسمه بوضوح. اجعل الخلفية بيضاء نظيفة تماماً وبدون أي تسميات مكتوبة. صورة واحدة مستقلّة فقط.</w:t>
+      </w:r>
+    </w:p>
+    <w:p>
+      <w:pPr>
+        <w:bidi/>
+        <w:jc w:val="right"/>
+      </w:pPr>
+      <w:r>
+        <w:rPr>
+          <w:rFonts w:ascii="Arial" w:hAnsi="Arial" w:cs="Arial"/>
+          <w:b/>
+          <w:i w:val="0"/>
+          <w:sz w:val="22"/>
+        </w:rPr>
+        <w:t xml:space="preserve">Prompt (English):</w:t>
+      </w:r>
+    </w:p>
+    <w:p>
+      <w:r>
+        <w:rPr>
+          <w:rFonts w:ascii="Arial" w:hAnsi="Arial" w:cs="Arial"/>
+          <w:b w:val="0"/>
+          <w:i/>
+          <w:color w:val="555555"/>
+          <w:sz w:val="20"/>
+        </w:rPr>
+        <w:t xml:space="preserve">Create a clear educational illustration of a green frog sitting, in a simple scientific style for children, showing its whole body clearly. Use a clean white background and no text labels. One single standalone image only.</w:t>
       </w:r>
     </w:p>
     <w:p>

--- a/المصادر/الفصل الدراسي الاول/الصف الرابع/مادة العلوم/برومبتات-الرسومات.docx
+++ b/المصادر/الفصل الدراسي الاول/الصف الرابع/مادة العلوم/برومبتات-الرسومات.docx
@@ -2093,6 +2093,125 @@
           <w:sz w:val="20"/>
         </w:rPr>
         <w:t>Create a clear educational illustration of an insect (ant or bee) in side view, in a simple scientific style for children, clearly showing its parts separately: the head, the thorax, the abdomen, the two antennae, and the six legs. Use a clean white background and no text labels. One single standalone image only.</w:t>
+      </w:r>
+    </w:p>
+    <w:p>
+      <w:pPr>
+        <w:bidi/>
+        <w:jc w:val="right"/>
+      </w:pPr>
+      <w:r>
+        <w:rPr>
+          <w:rFonts w:ascii="Arial" w:hAnsi="Arial" w:cs="Arial"/>
+          <w:b w:val="0"/>
+          <w:i w:val="0"/>
+          <w:sz w:val="24"/>
+        </w:rPr>
+      </w:r>
+    </w:p>
+    <w:p>
+      <w:pPr>
+        <w:bidi/>
+        <w:jc w:val="right"/>
+      </w:pPr>
+      <w:r>
+        <w:rPr>
+          <w:rFonts w:ascii="Arial" w:hAnsi="Arial" w:cs="Arial"/>
+          <w:b/>
+          <w:i w:val="0"/>
+          <w:color w:val="1F5C2E"/>
+          <w:sz w:val="26"/>
+        </w:rPr>
+        <w:t xml:space="preserve">٢-٥ (سؤال إضافي — التكبير التدريجي): حشرة عالية التفاصيل</w:t>
+      </w:r>
+    </w:p>
+    <w:p>
+      <w:pPr>
+        <w:bidi/>
+        <w:jc w:val="right"/>
+      </w:pPr>
+      <w:r>
+        <w:rPr>
+          <w:rFonts w:ascii="Arial" w:hAnsi="Arial" w:cs="Arial"/>
+          <w:b w:val="0"/>
+          <w:i w:val="0"/>
+          <w:color w:val="D16A1E"/>
+          <w:sz w:val="22"/>
+        </w:rPr>
+        <w:t xml:space="preserve">نوع السؤال البصري: التكبير التدريجي (zoom-reveal) — صورة واحدة تبدأ مقرّبة جداً ثم تتّسع تدريجياً</w:t>
+      </w:r>
+    </w:p>
+    <w:p>
+      <w:pPr>
+        <w:bidi/>
+        <w:jc w:val="right"/>
+      </w:pPr>
+      <w:r>
+        <w:rPr>
+          <w:rFonts w:ascii="Arial" w:hAnsi="Arial" w:cs="Arial"/>
+          <w:b w:val="0"/>
+          <w:i w:val="0"/>
+          <w:color w:val="D16A1E"/>
+          <w:sz w:val="22"/>
+        </w:rPr>
+        <w:t xml:space="preserve">اسم الملف المقترح: حشرة-تكبير.png</w:t>
+      </w:r>
+    </w:p>
+    <w:p>
+      <w:pPr>
+        <w:bidi/>
+        <w:jc w:val="right"/>
+      </w:pPr>
+      <w:r>
+        <w:rPr>
+          <w:rFonts w:ascii="Arial" w:hAnsi="Arial" w:cs="Arial"/>
+          <w:b/>
+          <w:i w:val="0"/>
+          <w:sz w:val="22"/>
+        </w:rPr>
+        <w:t xml:space="preserve">البرومبت (عربي):</w:t>
+      </w:r>
+    </w:p>
+    <w:p>
+      <w:pPr>
+        <w:bidi/>
+        <w:jc w:val="right"/>
+      </w:pPr>
+      <w:r>
+        <w:rPr>
+          <w:rFonts w:ascii="Arial" w:hAnsi="Arial" w:cs="Arial"/>
+          <w:b w:val="0"/>
+          <w:i w:val="0"/>
+          <w:sz w:val="22"/>
+        </w:rPr>
+        <w:t xml:space="preserve">أنشئ رسماً تعليمياً واضحاً وعالي التفاصيل لنحلة من منظور علوي قريب، بأسلوب علمي مبسّط للأطفال، تملأ الحشرة معظم الإطار وتكون في وسطه، مع إظهار تفاصيلها الدقيقة (الأجنحة، وحلقات الجسم المخطّطة، والأرجل الستّ، وقرنا الاستشعار) بوضوحٍ يحتمل التكبير الشديد. اجعل الخلفية بيضاء نظيفة تماماً وبدون أي تسميات مكتوبة. صورة واحدة مستقلّة فقط.</w:t>
+      </w:r>
+    </w:p>
+    <w:p>
+      <w:pPr>
+        <w:bidi/>
+        <w:jc w:val="right"/>
+      </w:pPr>
+      <w:r>
+        <w:rPr>
+          <w:rFonts w:ascii="Arial" w:hAnsi="Arial" w:cs="Arial"/>
+          <w:b/>
+          <w:i w:val="0"/>
+          <w:sz w:val="22"/>
+        </w:rPr>
+        <w:t xml:space="preserve">Prompt (English):</w:t>
+      </w:r>
+    </w:p>
+    <w:p>
+      <w:r>
+        <w:rPr>
+          <w:rFonts w:ascii="Arial" w:hAnsi="Arial" w:cs="Arial"/>
+          <w:b w:val="0"/>
+          <w:i/>
+          <w:color w:val="555555"/>
+          <w:sz w:val="20"/>
+        </w:rPr>
+        <w:t xml:space="preserve">Create a clear, highly detailed educational illustration of a bee seen from a close top view, in a simple scientific style for children, with the insect filling most of the frame and centered, showing its fine details (wings, striped body segments, six legs, antennae) clearly so it holds up under strong zoom. Use a clean white background and no text labels. One single standalone image only.</w:t>
       </w:r>
     </w:p>
     <w:p>

--- a/المصادر/الفصل الدراسي الاول/الصف الرابع/مادة العلوم/برومبتات-الرسومات.docx
+++ b/المصادر/الفصل الدراسي الاول/الصف الرابع/مادة العلوم/برومبتات-الرسومات.docx
@@ -367,7 +367,7 @@
           <w:i w:val="0"/>
           <w:sz w:val="22"/>
         </w:rPr>
-        <w:t>أنشئ رسماً تعليمياً بسيطاً بأسلوب علمي مبسّط للأطفال يُظهر الهيكل العظمي لحيوان (زرافة) بجانب الهيكل العظمي للإنسان، بحيث تبدو العظام الكبيرة واضحة ومنفصلة عن بعضها ليسهل تمييزها. اجعل الخلفية بيضاء نظيفة تماماً وبدون أي تسميات مكتوبة. صورة واحدة مستقلّة فقط.</w:t>
+        <w:t>أنشئ رسماً تعليمياً بسيطاً بأسلوب علمي مبسّط للأطفال يُظهر الهيكل العظمي لحيوان (زرافة) بجانب الهيكل العظمي للإنسان، بحيث تبدو العظام الكبيرة واضحة ومنفصلة عن بعضها ليسهل تمييزها. اجعل الخلفية بيضاء نظيفة تماماً وبدون أي تسميات مكتوبة. صورة واحدة مستقلّة فقط. رسم متّجهي مسطّح ثنائي الأبعاد، بسيط، بألوان مصمتة مسطّحة، بخطوط خارجية سميكة نظيفة، بلا تظليل، بلا تدرّجات لونية، بلا تجسيم ثلاثي الأبعاد، بأسلوب كتب الأطفال المدرسية البسيط.</w:t>
       </w:r>
     </w:p>
     <w:p>
@@ -394,7 +394,7 @@
           <w:color w:val="555555"/>
           <w:sz w:val="20"/>
         </w:rPr>
-        <w:t>Create a simple educational illustration in a clean scientific style for children, showing a giraffe skeleton next to a human skeleton, with the large bones clearly visible and well separated so they are easy to tell apart. Use a clean white background and no text labels. One single standalone image only.</w:t>
+        <w:t>Create a simple educational illustration in a clean scientific style for children, showing a giraffe skeleton next to a human skeleton, with the large bones clearly visible and well separated so they are easy to tell apart. Use a clean white background and no text labels. One single standalone image only. flat 2D vector illustration, minimal, flat solid colors, thick clean outlines, no shading, no gradients, no 3D, simple children's textbook style</w:t>
       </w:r>
     </w:p>
     <w:p>
@@ -502,7 +502,7 @@
           <w:i w:val="0"/>
           <w:sz w:val="22"/>
         </w:rPr>
-        <w:t>أنشئ رسماً تعليمياً واضحاً لهيكل عظمي بشري كامل من الأمام بأسلوب علمي مبسّط للأطفال، تظهر فيه الأجزاء الرئيسية بوضوح وبأحجام متمايزة: الجمجمة، والقفص الصدري (الأضلاع)، والعمود الفقري، وعظمة الفخذ، وعظام الذراع، وعظام القدم. اجعل الخلفية بيضاء نظيفة تماماً وبدون أي تسميات مكتوبة. صورة واحدة مستقلّة فقط.</w:t>
+        <w:t>أنشئ رسماً تعليمياً واضحاً لهيكل عظمي بشري كامل من الأمام بأسلوب علمي مبسّط للأطفال، تظهر فيه الأجزاء الرئيسية بوضوح وبأحجام متمايزة: الجمجمة، والقفص الصدري (الأضلاع)، والعمود الفقري، وعظمة الفخذ، وعظام الذراع، وعظام القدم. اجعل الخلفية بيضاء نظيفة تماماً وبدون أي تسميات مكتوبة. صورة واحدة مستقلّة فقط. رسم متّجهي مسطّح ثنائي الأبعاد، بسيط، بألوان مصمتة مسطّحة، بخطوط خارجية سميكة نظيفة، بلا تظليل، بلا تدرّجات لونية، بلا تجسيم ثلاثي الأبعاد، بأسلوب كتب الأطفال المدرسية البسيط.</w:t>
       </w:r>
     </w:p>
     <w:p>
@@ -529,7 +529,7 @@
           <w:color w:val="555555"/>
           <w:sz w:val="20"/>
         </w:rPr>
-        <w:t>Create a clear educational illustration of a full human skeleton viewed from the front in a simple scientific style for children, with the main parts clearly distinguishable: the skull, the rib cage, the spine, the thigh bone, the arm bones and the foot bones. Use a clean white background and no text labels. One single standalone image only.</w:t>
+        <w:t>Create a clear educational illustration of a full human skeleton viewed from the front in a simple scientific style for children, with the main parts clearly distinguishable: the skull, the rib cage, the spine, the thigh bone, the arm bones and the foot bones. Use a clean white background and no text labels. One single standalone image only. flat 2D vector illustration, minimal, flat solid colors, thick clean outlines, no shading, no gradients, no 3D, simple children's textbook style</w:t>
       </w:r>
     </w:p>
     <w:p>
@@ -621,7 +621,7 @@
           <w:i w:val="0"/>
           <w:sz w:val="22"/>
         </w:rPr>
-        <w:t>أنشئ رسماً تعليمياً مبسّطاً للأطفال يوضّح وظائف الهيكل العظمي في الحماية: جمجمة تحيط بالدماغ، وقفص صدري يحيط بالقلب والرئتين، مع إظهار الجمجمة والقفص الصدري بشكل واضح ومنفصل. اجعل الخلفية بيضاء نظيفة تماماً وبدون أي تسميات مكتوبة. صورة واحدة مستقلّة فقط.</w:t>
+        <w:t>أنشئ رسماً تعليمياً مبسّطاً للأطفال يوضّح وظائف الهيكل العظمي في الحماية: جمجمة تحيط بالدماغ، وقفص صدري يحيط بالقلب والرئتين، مع إظهار الجمجمة والقفص الصدري بشكل واضح ومنفصل. اجعل الخلفية بيضاء نظيفة تماماً وبدون أي تسميات مكتوبة. صورة واحدة مستقلّة فقط. رسم متّجهي مسطّح ثنائي الأبعاد، بسيط، بألوان مصمتة مسطّحة، بخطوط خارجية سميكة نظيفة، بلا تظليل، بلا تدرّجات لونية، بلا تجسيم ثلاثي الأبعاد، بأسلوب كتب الأطفال المدرسية البسيط.</w:t>
       </w:r>
     </w:p>
     <w:p>
@@ -648,7 +648,7 @@
           <w:color w:val="555555"/>
           <w:sz w:val="20"/>
         </w:rPr>
-        <w:t>Create a simple educational illustration for children showing the protective role of the skeleton: a skull surrounding the brain and a rib cage surrounding the heart and lungs, with the skull and rib cage shown clearly and separately. Use a clean white background and no text labels. One single standalone image only.</w:t>
+        <w:t>Create a simple educational illustration for children showing the protective role of the skeleton: a skull surrounding the brain and a rib cage surrounding the heart and lungs, with the skull and rib cage shown clearly and separately. Use a clean white background and no text labels. One single standalone image only. flat 2D vector illustration, minimal, flat solid colors, thick clean outlines, no shading, no gradients, no 3D, simple children's textbook style</w:t>
       </w:r>
     </w:p>
     <w:p>
@@ -756,7 +756,7 @@
           <w:i w:val="0"/>
           <w:sz w:val="22"/>
         </w:rPr>
-        <w:t>أنشئ رسماً تعليمياً مبسّطاً للأطفال يوضّح كيف تعمل عضلات الذراع في أزواج: ذراع مثنية عند المرفق تظهر فيها عضلتان، إحداهما منقبضة (منتفخة) والأخرى منبسطة، مع العظام التي ترتبط بها العضلات. اجعل الخلفية بيضاء نظيفة تماماً وبدون أي تسميات مكتوبة. صورة واحدة مستقلّة فقط.</w:t>
+        <w:t>أنشئ رسماً تعليمياً مبسّطاً للأطفال يوضّح كيف تعمل عضلات الذراع في أزواج: ذراع مثنية عند المرفق تظهر فيها عضلتان، إحداهما منقبضة (منتفخة) والأخرى منبسطة، مع العظام التي ترتبط بها العضلات. اجعل الخلفية بيضاء نظيفة تماماً وبدون أي تسميات مكتوبة. صورة واحدة مستقلّة فقط. رسم متّجهي مسطّح ثنائي الأبعاد، بسيط، بألوان مصمتة مسطّحة، بخطوط خارجية سميكة نظيفة، بلا تظليل، بلا تدرّجات لونية، بلا تجسيم ثلاثي الأبعاد، بأسلوب كتب الأطفال المدرسية البسيط.</w:t>
       </w:r>
     </w:p>
     <w:p>
@@ -783,7 +783,7 @@
           <w:color w:val="555555"/>
           <w:sz w:val="20"/>
         </w:rPr>
-        <w:t>Create a simple educational illustration for children showing how the arm muscles work in pairs: an arm bent at the elbow with two muscles, one contracted (bulging) and one relaxed, together with the bones the muscles attach to. Use a clean white background and no text labels. One single standalone image only.</w:t>
+        <w:t>Create a simple educational illustration for children showing how the arm muscles work in pairs: an arm bent at the elbow with two muscles, one contracted (bulging) and one relaxed, together with the bones the muscles attach to. Use a clean white background and no text labels. One single standalone image only. flat 2D vector illustration, minimal, flat solid colors, thick clean outlines, no shading, no gradients, no 3D, simple children's textbook style</w:t>
       </w:r>
     </w:p>
     <w:p>
@@ -891,7 +891,7 @@
           <w:i w:val="0"/>
           <w:sz w:val="22"/>
         </w:rPr>
-        <w:t>أنشئ رسماً تعليمياً مبسّطاً للأطفال يُظهر أشكالاً مختلفة من الأدوية معاً في الصورة نفسها: أقراص (حبوب)، وشراب دواء في زجاجة، ومرهم في أنبوب، وجهاز استنشاق (بخّاخ)، بحيث يظهر كل شكل واضحاً ومنفصلاً عن الآخر. اجعل الخلفية بيضاء نظيفة تماماً وبدون أي تسميات مكتوبة. صورة واحدة مستقلّة فقط.</w:t>
+        <w:t>أنشئ رسماً تعليمياً مبسّطاً للأطفال يُظهر أشكالاً مختلفة من الأدوية معاً في الصورة نفسها: أقراص (حبوب)، وشراب دواء في زجاجة، ومرهم في أنبوب، وجهاز استنشاق (بخّاخ)، بحيث يظهر كل شكل واضحاً ومنفصلاً عن الآخر. اجعل الخلفية بيضاء نظيفة تماماً وبدون أي تسميات مكتوبة. صورة واحدة مستقلّة فقط. رسم متّجهي مسطّح ثنائي الأبعاد، بسيط، بألوان مصمتة مسطّحة، بخطوط خارجية سميكة نظيفة، بلا تظليل، بلا تدرّجات لونية، بلا تجسيم ثلاثي الأبعاد، بأسلوب كتب الأطفال المدرسية البسيط.</w:t>
       </w:r>
     </w:p>
     <w:p>
@@ -918,7 +918,7 @@
           <w:color w:val="555555"/>
           <w:sz w:val="20"/>
         </w:rPr>
-        <w:t>Create a simple educational illustration for children showing different forms of medicine together in the same image: tablets (pills), a bottle of liquid medicine, an ointment tube, and an inhaler, each form shown clearly and separate from the others. Use a clean white background and no text labels. One single standalone image only.</w:t>
+        <w:t>Create a simple educational illustration for children showing different forms of medicine together in the same image: tablets (pills), a bottle of liquid medicine, an ointment tube, and an inhaler, each form shown clearly and separate from the others. Use a clean white background and no text labels. One single standalone image only. flat 2D vector illustration, minimal, flat solid colors, thick clean outlines, no shading, no gradients, no 3D, simple children's textbook style</w:t>
       </w:r>
     </w:p>
     <w:p>
@@ -1010,7 +1010,7 @@
           <w:i w:val="0"/>
           <w:sz w:val="22"/>
         </w:rPr>
-        <w:t>أنشئ رسماً تعليمياً مبسّطاً للأطفال يوضّح طرق تناول الدواء المختلفة معاً في الصورة نفسها: قرص يُبلع عبر الفم، ومرهم يُدهن على الجلد، وبخّاخ استنشاق عبر الأنف أو الفم، مع إبراز كل طريقة بوضوح. اجعل الخلفية بيضاء نظيفة تماماً وبدون أي تسميات مكتوبة. صورة واحدة مستقلّة فقط.</w:t>
+        <w:t>أنشئ رسماً تعليمياً مبسّطاً للأطفال يوضّح طرق تناول الدواء المختلفة معاً في الصورة نفسها: قرص يُبلع عبر الفم، ومرهم يُدهن على الجلد، وبخّاخ استنشاق عبر الأنف أو الفم، مع إبراز كل طريقة بوضوح. اجعل الخلفية بيضاء نظيفة تماماً وبدون أي تسميات مكتوبة. صورة واحدة مستقلّة فقط. رسم متّجهي مسطّح ثنائي الأبعاد، بسيط، بألوان مصمتة مسطّحة، بخطوط خارجية سميكة نظيفة، بلا تظليل، بلا تدرّجات لونية، بلا تجسيم ثلاثي الأبعاد، بأسلوب كتب الأطفال المدرسية البسيط.</w:t>
       </w:r>
     </w:p>
     <w:p>
@@ -1037,7 +1037,7 @@
           <w:color w:val="555555"/>
           <w:sz w:val="20"/>
         </w:rPr>
-        <w:t>Create a simple educational illustration for children showing the different ways of taking medicine together in the same image: a tablet swallowed by mouth, an ointment applied on the skin, and an inhaler breathed through the nose or mouth, each way shown clearly. Use a clean white background and no text labels. One single standalone image only.</w:t>
+        <w:t>Create a simple educational illustration for children showing the different ways of taking medicine together in the same image: a tablet swallowed by mouth, an ointment applied on the skin, and an inhaler breathed through the nose or mouth, each way shown clearly. Use a clean white background and no text labels. One single standalone image only. flat 2D vector illustration, minimal, flat solid colors, thick clean outlines, no shading, no gradients, no 3D, simple children's textbook style</w:t>
       </w:r>
     </w:p>
     <w:p>
@@ -1205,7 +1205,7 @@
           <w:i w:val="0"/>
           <w:sz w:val="22"/>
         </w:rPr>
-        <w:t>أنشئ رسماً تعليمياً جانبياً واضحاً لطائر جارح (نسر أو صقر) بأسلوب علمي مبسّط للأطفال، تظهر فيه أجزاء التكيّف بوضوح ومنفصلة: المنقار الحاد المعقوف، والعين الحادة، والجناحان القويّان، والمخالب الحادّة في القدمين. اجعل الخلفية بيضاء نظيفة تماماً وبدون أي تسميات مكتوبة. صورة واحدة مستقلّة فقط.</w:t>
+        <w:t>أنشئ رسماً تعليمياً جانبياً واضحاً لطائر جارح (نسر أو صقر) بأسلوب علمي مبسّط للأطفال، تظهر فيه أجزاء التكيّف بوضوح ومنفصلة: المنقار الحاد المعقوف، والعين الحادة، والجناحان القويّان، والمخالب الحادّة في القدمين. اجعل الخلفية بيضاء نظيفة تماماً وبدون أي تسميات مكتوبة. صورة واحدة مستقلّة فقط. رسم متّجهي مسطّح ثنائي الأبعاد، بسيط، بألوان مصمتة مسطّحة، بخطوط خارجية سميكة نظيفة، بلا تظليل، بلا تدرّجات لونية، بلا تجسيم ثلاثي الأبعاد، بأسلوب كتب الأطفال المدرسية البسيط.</w:t>
       </w:r>
     </w:p>
     <w:p>
@@ -1232,7 +1232,7 @@
           <w:color w:val="555555"/>
           <w:sz w:val="20"/>
         </w:rPr>
-        <w:t>Create a clear side-view educational illustration of a bird of prey (eagle or hawk) in a simple scientific style for children, clearly showing its adapted parts: the sharp hooked beak, the sharp eye, the strong wings, and the sharp talons on its feet. Use a clean white background and no text labels. One single standalone image only.</w:t>
+        <w:t>Create a clear side-view educational illustration of a bird of prey (eagle or hawk) in a simple scientific style for children, clearly showing its adapted parts: the sharp hooked beak, the sharp eye, the strong wings, and the sharp talons on its feet. Use a clean white background and no text labels. One single standalone image only. flat 2D vector illustration, minimal, flat solid colors, thick clean outlines, no shading, no gradients, no 3D, simple children's textbook style</w:t>
       </w:r>
     </w:p>
     <w:p>
@@ -1324,7 +1324,7 @@
           <w:i w:val="0"/>
           <w:sz w:val="22"/>
         </w:rPr>
-        <w:t>أنشئ رسماً تعليمياً واضحاً لحلزون بأسلوب علمي مبسّط للأطفال، تظهر فيه أجزاؤه بوضوح ومنفصلة: القوقعة الحلزونية، والرأس، وقرنا الاستشعار، والقدم (الأطراف) التي يزحف عليها. اجعل الخلفية بيضاء نظيفة تماماً وبدون أي تسميات مكتوبة. صورة واحدة مستقلّة فقط.</w:t>
+        <w:t>أنشئ رسماً تعليمياً واضحاً لحلزون بأسلوب علمي مبسّط للأطفال، تظهر فيه أجزاؤه بوضوح ومنفصلة: القوقعة الحلزونية، والرأس، وقرنا الاستشعار، والقدم (الأطراف) التي يزحف عليها. اجعل الخلفية بيضاء نظيفة تماماً وبدون أي تسميات مكتوبة. صورة واحدة مستقلّة فقط. رسم متّجهي مسطّح ثنائي الأبعاد، بسيط، بألوان مصمتة مسطّحة، بخطوط خارجية سميكة نظيفة، بلا تظليل، بلا تدرّجات لونية، بلا تجسيم ثلاثي الأبعاد، بأسلوب كتب الأطفال المدرسية البسيط.</w:t>
       </w:r>
     </w:p>
     <w:p>
@@ -1351,7 +1351,7 @@
           <w:color w:val="555555"/>
           <w:sz w:val="20"/>
         </w:rPr>
-        <w:t>Create a clear educational illustration of a snail in a simple scientific style for children, clearly showing its parts separately: the spiral shell, the head, the two tentacles, and the foot it crawls on. Use a clean white background and no text labels. One single standalone image only.</w:t>
+        <w:t>Create a clear educational illustration of a snail in a simple scientific style for children, clearly showing its parts separately: the spiral shell, the head, the two tentacles, and the foot it crawls on. Use a clean white background and no text labels. One single standalone image only. flat 2D vector illustration, minimal, flat solid colors, thick clean outlines, no shading, no gradients, no 3D, simple children's textbook style</w:t>
       </w:r>
     </w:p>
     <w:p>
@@ -1443,7 +1443,7 @@
           <w:i w:val="0"/>
           <w:sz w:val="22"/>
         </w:rPr>
-        <w:t>أنشئ رسماً تعليمياً لمشهد موطن غابة فيه بركة ماء بأسلوب علمي مبسّط للأطفال، تظهر فيه حيوانات متنوّعة واضحة ومنفصلة: ثعلب، وأرنب، وبطة، وبومة، وصقر يحلّق، وضفدع قرب البركة، مع أشجار وعشب. اجعل الخلفية بيضاء نظيفة تماماً وبدون أي تسميات مكتوبة. صورة واحدة مستقلّة فقط.</w:t>
+        <w:t>أنشئ رسماً تعليمياً لمشهد موطن غابة فيه بركة ماء بأسلوب علمي مبسّط للأطفال، تظهر فيه حيوانات متنوّعة واضحة ومنفصلة: ثعلب، وأرنب، وبطة، وبومة، وصقر يحلّق، وضفدع قرب البركة، مع أشجار وعشب. اجعل الخلفية بيضاء نظيفة تماماً وبدون أي تسميات مكتوبة. صورة واحدة مستقلّة فقط. رسم متّجهي مسطّح ثنائي الأبعاد، بسيط، بألوان مصمتة مسطّحة، بخطوط خارجية سميكة نظيفة، بلا تظليل، بلا تدرّجات لونية، بلا تجسيم ثلاثي الأبعاد، بأسلوب كتب الأطفال المدرسية البسيط.</w:t>
       </w:r>
     </w:p>
     <w:p>
@@ -1470,7 +1470,7 @@
           <w:color w:val="555555"/>
           <w:sz w:val="20"/>
         </w:rPr>
-        <w:t>Create an educational illustration of a woodland habitat scene with a pond in a simple scientific style for children, showing various clear and separate animals: a fox, a rabbit, a duck, an owl, a flying hawk, and a frog near the pond, with trees and grass. Use a clean white background and no text labels. One single standalone image only.</w:t>
+        <w:t>Create an educational illustration of a woodland habitat scene with a pond in a simple scientific style for children, showing various clear and separate animals: a fox, a rabbit, a duck, an owl, a flying hawk, and a frog near the pond, with trees and grass. Use a clean white background and no text labels. One single standalone image only. flat 2D vector illustration, minimal, flat solid colors, thick clean outlines, no shading, no gradients, no 3D, simple children's textbook style</w:t>
       </w:r>
     </w:p>
     <w:p>
@@ -1562,7 +1562,7 @@
           <w:i w:val="0"/>
           <w:sz w:val="22"/>
         </w:rPr>
-        <w:t xml:space="preserve">أنشئ رسماً تعليمياً لمشهد موطن غابة بأسلوب علمي مبسّط للأطفال، تظهر فيه حيوانات كلٌّ في موطنه الصحيح: عصفور فوق غصن شجرة، وأرنب على العشب، وبطة تسبح في بركة ماء، عدا خطأ واحد واضح: سمكة موضوعة فوق غصن شجرة بدلاً من أن تكون في الماء، بحيث يسهل على الطفل ملاحظة الكائن في الموطن الخاطئ. اجعل الخلفية بيضاء نظيفة تماماً وبدون أي تسميات مكتوبة. صورة واحدة مستقلّة فقط.</w:t>
+        <w:t>أنشئ رسماً تعليمياً لمشهد موطن غابة بأسلوب علمي مبسّط للأطفال، تظهر فيه حيوانات كلٌّ في موطنه الصحيح: عصفور فوق غصن شجرة، وأرنب على العشب، وبطة تسبح في بركة ماء، عدا خطأ واحد واضح: سمكة موضوعة فوق غصن شجرة بدلاً من أن تكون في الماء، بحيث يسهل على الطفل ملاحظة الكائن في الموطن الخاطئ. اجعل الخلفية بيضاء نظيفة تماماً وبدون أي تسميات مكتوبة. صورة واحدة مستقلّة فقط. رسم متّجهي مسطّح ثنائي الأبعاد، بسيط، بألوان مصمتة مسطّحة، بخطوط خارجية سميكة نظيفة، بلا تظليل، بلا تدرّجات لونية، بلا تجسيم ثلاثي الأبعاد، بأسلوب كتب الأطفال المدرسية البسيط.</w:t>
       </w:r>
     </w:p>
     <w:p>
@@ -1589,7 +1589,7 @@
           <w:color w:val="555555"/>
           <w:sz w:val="20"/>
         </w:rPr>
-        <w:t xml:space="preserve">Create an educational illustration of a woodland habitat scene in a simple scientific style for children, showing animals each in its correct habitat: a small bird on a tree branch, a rabbit on the grass, and a duck swimming in a pond, except for one clear mistake: a fish placed up on a tree branch instead of being in the water, so a child can easily spot the animal in the wrong habitat. Use a clean white background and no text labels. One single standalone image only.</w:t>
+        <w:t>Create an educational illustration of a woodland habitat scene in a simple scientific style for children, showing animals each in its correct habitat: a small bird on a tree branch, a rabbit on the grass, and a duck swimming in a pond, except for one clear mistake: a fish placed up on a tree branch instead of being in the water, so a child can easily spot the animal in the wrong habitat. Use a clean white background and no text labels. One single standalone image only. flat 2D vector illustration, minimal, flat solid colors, thick clean outlines, no shading, no gradients, no 3D, simple children's textbook style</w:t>
       </w:r>
     </w:p>
     <w:p>
@@ -1681,7 +1681,7 @@
           <w:i w:val="0"/>
           <w:sz w:val="22"/>
         </w:rPr>
-        <w:t>أنشئ رسماً تعليمياً مبسّطاً للأطفال يُظهر أربعة حيوانات معاً في الصورة نفسها، كلٌّ منها واضح ومنفصل عن الآخر: طائر، وقطة، وسمكة، وثعبان، بأسلوب توضيحي بسيط يبرز الصفات المميّزة لكل حيوان. اجعل الخلفية بيضاء نظيفة تماماً وبدون أي تسميات مكتوبة. صورة واحدة مستقلّة فقط.</w:t>
+        <w:t>أنشئ رسماً تعليمياً مبسّطاً للأطفال يُظهر أربعة حيوانات معاً في الصورة نفسها، كلٌّ منها واضح ومنفصل عن الآخر: طائر، وقطة، وسمكة، وثعبان، بأسلوب توضيحي بسيط يبرز الصفات المميّزة لكل حيوان. اجعل الخلفية بيضاء نظيفة تماماً وبدون أي تسميات مكتوبة. صورة واحدة مستقلّة فقط. رسم متّجهي مسطّح ثنائي الأبعاد، بسيط، بألوان مصمتة مسطّحة، بخطوط خارجية سميكة نظيفة، بلا تظليل، بلا تدرّجات لونية، بلا تجسيم ثلاثي الأبعاد، بأسلوب كتب الأطفال المدرسية البسيط.</w:t>
       </w:r>
     </w:p>
     <w:p>
@@ -1708,7 +1708,7 @@
           <w:color w:val="555555"/>
           <w:sz w:val="20"/>
         </w:rPr>
-        <w:t>Create a simple educational illustration for children showing four animals together in the same image, each clear and separate from the others: a bird, a cat, a fish, and a snake, in a simple style that highlights each animal's distinctive features. Use a clean white background and no text labels. One single standalone image only.</w:t>
+        <w:t>Create a simple educational illustration for children showing four animals together in the same image, each clear and separate from the others: a bird, a cat, a fish, and a snake, in a simple style that highlights each animal's distinctive features. Use a clean white background and no text labels. One single standalone image only. flat 2D vector illustration, minimal, flat solid colors, thick clean outlines, no shading, no gradients, no 3D, simple children's textbook style</w:t>
       </w:r>
     </w:p>
     <w:p>
@@ -1800,7 +1800,7 @@
           <w:i w:val="0"/>
           <w:sz w:val="22"/>
         </w:rPr>
-        <w:t xml:space="preserve">أنشئ رسماً تعليمياً واضحاً لطائر صغير ملوّن جالس، بأسلوب علمي مبسّط للأطفال، يظهر كامل جسمه بوضوح من منظور جانبي. اجعل الخلفية بيضاء نظيفة تماماً وبدون أي تسميات مكتوبة. صورة واحدة مستقلّة فقط.</w:t>
+        <w:t>أنشئ رسماً تعليمياً واضحاً لطائر صغير ملوّن جالس، بأسلوب علمي مبسّط للأطفال، يظهر كامل جسمه بوضوح من منظور جانبي. اجعل الخلفية بيضاء نظيفة تماماً وبدون أي تسميات مكتوبة. صورة واحدة مستقلّة فقط. رسم متّجهي مسطّح ثنائي الأبعاد، بسيط، بألوان مصمتة مسطّحة، بخطوط خارجية سميكة نظيفة، بلا تظليل، بلا تدرّجات لونية، بلا تجسيم ثلاثي الأبعاد، بأسلوب كتب الأطفال المدرسية البسيط.</w:t>
       </w:r>
     </w:p>
     <w:p>
@@ -1827,7 +1827,7 @@
           <w:color w:val="555555"/>
           <w:sz w:val="20"/>
         </w:rPr>
-        <w:t xml:space="preserve">Create a clear educational illustration of a small colorful bird perched, in a simple scientific style for children, showing its whole body clearly in side view. Use a clean white background and no text labels. One single standalone image only.</w:t>
+        <w:t>Create a clear educational illustration of a small colorful bird perched, in a simple scientific style for children, showing its whole body clearly in side view. Use a clean white background and no text labels. One single standalone image only. flat 2D vector illustration, minimal, flat solid colors, thick clean outlines, no shading, no gradients, no 3D, simple children's textbook style</w:t>
       </w:r>
     </w:p>
     <w:p>
@@ -1873,7 +1873,7 @@
           <w:i w:val="0"/>
           <w:sz w:val="22"/>
         </w:rPr>
-        <w:t xml:space="preserve">أنشئ رسماً تعليمياً واضحاً لقطة جالسة، بأسلوب علمي مبسّط للأطفال، يظهر كامل جسمها بوضوح من منظور جانبي. اجعل الخلفية بيضاء نظيفة تماماً وبدون أي تسميات مكتوبة. صورة واحدة مستقلّة فقط.</w:t>
+        <w:t>أنشئ رسماً تعليمياً واضحاً لقطة جالسة، بأسلوب علمي مبسّط للأطفال، يظهر كامل جسمها بوضوح من منظور جانبي. اجعل الخلفية بيضاء نظيفة تماماً وبدون أي تسميات مكتوبة. صورة واحدة مستقلّة فقط. رسم متّجهي مسطّح ثنائي الأبعاد، بسيط، بألوان مصمتة مسطّحة، بخطوط خارجية سميكة نظيفة، بلا تظليل، بلا تدرّجات لونية، بلا تجسيم ثلاثي الأبعاد، بأسلوب كتب الأطفال المدرسية البسيط.</w:t>
       </w:r>
     </w:p>
     <w:p>
@@ -1900,7 +1900,7 @@
           <w:color w:val="555555"/>
           <w:sz w:val="20"/>
         </w:rPr>
-        <w:t xml:space="preserve">Create a clear educational illustration of a sitting cat, in a simple scientific style for children, showing its whole body clearly in side view. Use a clean white background and no text labels. One single standalone image only.</w:t>
+        <w:t>Create a clear educational illustration of a sitting cat, in a simple scientific style for children, showing its whole body clearly in side view. Use a clean white background and no text labels. One single standalone image only. flat 2D vector illustration, minimal, flat solid colors, thick clean outlines, no shading, no gradients, no 3D, simple children's textbook style</w:t>
       </w:r>
     </w:p>
     <w:p>
@@ -1946,7 +1946,7 @@
           <w:i w:val="0"/>
           <w:sz w:val="22"/>
         </w:rPr>
-        <w:t xml:space="preserve">أنشئ رسماً تعليمياً واضحاً لضفدع أخضر جالس، بأسلوب علمي مبسّط للأطفال، يظهر كامل جسمه بوضوح. اجعل الخلفية بيضاء نظيفة تماماً وبدون أي تسميات مكتوبة. صورة واحدة مستقلّة فقط.</w:t>
+        <w:t>أنشئ رسماً تعليمياً واضحاً لضفدع أخضر جالس، بأسلوب علمي مبسّط للأطفال، يظهر كامل جسمه بوضوح. اجعل الخلفية بيضاء نظيفة تماماً وبدون أي تسميات مكتوبة. صورة واحدة مستقلّة فقط. رسم متّجهي مسطّح ثنائي الأبعاد، بسيط، بألوان مصمتة مسطّحة، بخطوط خارجية سميكة نظيفة، بلا تظليل، بلا تدرّجات لونية، بلا تجسيم ثلاثي الأبعاد، بأسلوب كتب الأطفال المدرسية البسيط.</w:t>
       </w:r>
     </w:p>
     <w:p>
@@ -1973,7 +1973,7 @@
           <w:color w:val="555555"/>
           <w:sz w:val="20"/>
         </w:rPr>
-        <w:t xml:space="preserve">Create a clear educational illustration of a green frog sitting, in a simple scientific style for children, showing its whole body clearly. Use a clean white background and no text labels. One single standalone image only.</w:t>
+        <w:t>Create a clear educational illustration of a green frog sitting, in a simple scientific style for children, showing its whole body clearly. Use a clean white background and no text labels. One single standalone image only. flat 2D vector illustration, minimal, flat solid colors, thick clean outlines, no shading, no gradients, no 3D, simple children's textbook style</w:t>
       </w:r>
     </w:p>
     <w:p>
@@ -2065,7 +2065,7 @@
           <w:i w:val="0"/>
           <w:sz w:val="22"/>
         </w:rPr>
-        <w:t>أنشئ رسماً تعليمياً واضحاً لحشرة (نملة أو نحلة) من منظور جانبي بأسلوب علمي مبسّط للأطفال، تظهر فيه أجزاؤها بوضوح ومنفصلة: الرأس، والصدر، والبطن، وقرنا الاستشعار، والأرجل الستّ. اجعل الخلفية بيضاء نظيفة تماماً وبدون أي تسميات مكتوبة. صورة واحدة مستقلّة فقط.</w:t>
+        <w:t>أنشئ رسماً تعليمياً واضحاً لحشرة (نملة أو نحلة) من منظور جانبي بأسلوب علمي مبسّط للأطفال، تظهر فيه أجزاؤها بوضوح ومنفصلة: الرأس، والصدر، والبطن، وقرنا الاستشعار، والأرجل الستّ. اجعل الخلفية بيضاء نظيفة تماماً وبدون أي تسميات مكتوبة. صورة واحدة مستقلّة فقط. رسم متّجهي مسطّح ثنائي الأبعاد، بسيط، بألوان مصمتة مسطّحة، بخطوط خارجية سميكة نظيفة، بلا تظليل، بلا تدرّجات لونية، بلا تجسيم ثلاثي الأبعاد، بأسلوب كتب الأطفال المدرسية البسيط.</w:t>
       </w:r>
     </w:p>
     <w:p>
@@ -2092,7 +2092,7 @@
           <w:color w:val="555555"/>
           <w:sz w:val="20"/>
         </w:rPr>
-        <w:t>Create a clear educational illustration of an insect (ant or bee) in side view, in a simple scientific style for children, clearly showing its parts separately: the head, the thorax, the abdomen, the two antennae, and the six legs. Use a clean white background and no text labels. One single standalone image only.</w:t>
+        <w:t>Create a clear educational illustration of an insect (ant or bee) in side view, in a simple scientific style for children, clearly showing its parts separately: the head, the thorax, the abdomen, the two antennae, and the six legs. Use a clean white background and no text labels. One single standalone image only. flat 2D vector illustration, minimal, flat solid colors, thick clean outlines, no shading, no gradients, no 3D, simple children's textbook style</w:t>
       </w:r>
     </w:p>
     <w:p>
@@ -2184,7 +2184,7 @@
           <w:i w:val="0"/>
           <w:sz w:val="22"/>
         </w:rPr>
-        <w:t xml:space="preserve">أنشئ رسماً تعليمياً واضحاً وعالي التفاصيل لنحلة من منظور علوي قريب، بأسلوب علمي مبسّط للأطفال، تملأ الحشرة معظم الإطار وتكون في وسطه، مع إظهار تفاصيلها الدقيقة (الأجنحة، وحلقات الجسم المخطّطة، والأرجل الستّ، وقرنا الاستشعار) بوضوحٍ يحتمل التكبير الشديد. اجعل الخلفية بيضاء نظيفة تماماً وبدون أي تسميات مكتوبة. صورة واحدة مستقلّة فقط.</w:t>
+        <w:t>أنشئ رسماً تعليمياً واضحاً وعالي التفاصيل لنحلة من منظور علوي قريب، بأسلوب علمي مبسّط للأطفال، تملأ الحشرة معظم الإطار وتكون في وسطه، مع إظهار تفاصيلها الدقيقة (الأجنحة، وحلقات الجسم المخطّطة، والأرجل الستّ، وقرنا الاستشعار) بوضوحٍ يحتمل التكبير الشديد. اجعل الخلفية بيضاء نظيفة تماماً وبدون أي تسميات مكتوبة. صورة واحدة مستقلّة فقط. رسم متّجهي مسطّح ثنائي الأبعاد، بسيط، بألوان مصمتة مسطّحة، بخطوط خارجية سميكة نظيفة، بلا تظليل، بلا تدرّجات لونية، بلا تجسيم ثلاثي الأبعاد، بأسلوب كتب الأطفال المدرسية البسيط.</w:t>
       </w:r>
     </w:p>
     <w:p>
@@ -2211,7 +2211,7 @@
           <w:color w:val="555555"/>
           <w:sz w:val="20"/>
         </w:rPr>
-        <w:t xml:space="preserve">Create a clear, highly detailed educational illustration of a bee seen from a close top view, in a simple scientific style for children, with the insect filling most of the frame and centered, showing its fine details (wings, striped body segments, six legs, antennae) clearly so it holds up under strong zoom. Use a clean white background and no text labels. One single standalone image only.</w:t>
+        <w:t>Create a clear, highly detailed educational illustration of a bee seen from a close top view, in a simple scientific style for children, with the insect filling most of the frame and centered, showing its fine details (wings, striped body segments, six legs, antennae) clearly so it holds up under strong zoom. Use a clean white background and no text labels. One single standalone image only. flat 2D vector illustration, minimal, flat solid colors, thick clean outlines, no shading, no gradients, no 3D, simple children's textbook style</w:t>
       </w:r>
     </w:p>
     <w:p>
@@ -2303,7 +2303,7 @@
           <w:i w:val="0"/>
           <w:sz w:val="22"/>
         </w:rPr>
-        <w:t>أنشئ رسماً تعليمياً لمشهد بيئي بأسلوب علمي مبسّط للأطفال يوضّح تأثير الإنسان الضارّ على البيئة: مصنع يطلق دخاناً في الهواء، ونفايات ملقاة على الأرض، وبركة ماء ملوّثة، مع إبراز كل مصدر تلوّث بوضوح. اجعل الخلفية بيضاء نظيفة تماماً وبدون أي تسميات مكتوبة. صورة واحدة مستقلّة فقط.</w:t>
+        <w:t>أنشئ رسماً تعليمياً لمشهد بيئي بأسلوب علمي مبسّط للأطفال يوضّح تأثير الإنسان الضارّ على البيئة: مصنع يطلق دخاناً في الهواء، ونفايات ملقاة على الأرض، وبركة ماء ملوّثة، مع إبراز كل مصدر تلوّث بوضوح. اجعل الخلفية بيضاء نظيفة تماماً وبدون أي تسميات مكتوبة. صورة واحدة مستقلّة فقط. رسم متّجهي مسطّح ثنائي الأبعاد، بسيط، بألوان مصمتة مسطّحة، بخطوط خارجية سميكة نظيفة، بلا تظليل، بلا تدرّجات لونية، بلا تجسيم ثلاثي الأبعاد، بأسلوب كتب الأطفال المدرسية البسيط.</w:t>
       </w:r>
     </w:p>
     <w:p>
@@ -2330,7 +2330,7 @@
           <w:color w:val="555555"/>
           <w:sz w:val="20"/>
         </w:rPr>
-        <w:t>Create an educational illustration of an environmental scene in a simple scientific style for children, showing the harmful human impact on the environment: a factory releasing smoke into the air, litter thrown on the ground, and a polluted pond, with each source of pollution clearly shown. Use a clean white background and no text labels. One single standalone image only.</w:t>
+        <w:t>Create an educational illustration of an environmental scene in a simple scientific style for children, showing the harmful human impact on the environment: a factory releasing smoke into the air, litter thrown on the ground, and a polluted pond, with each source of pollution clearly shown. Use a clean white background and no text labels. One single standalone image only. flat 2D vector illustration, minimal, flat solid colors, thick clean outlines, no shading, no gradients, no 3D, simple children's textbook style</w:t>
       </w:r>
     </w:p>
     <w:p>
@@ -2422,7 +2422,7 @@
           <w:i w:val="0"/>
           <w:sz w:val="22"/>
         </w:rPr>
-        <w:t>أنشئ رسماً تعليمياً مبسّطاً للأطفال يقارن بين نهرين معاً في الصورة نفسها: نهر بماء عذب نظيف صافٍ تحيط به نباتات خضراء، ونهر بماء ملوّث تطفو فيه نفايات، بحيث يظهر الفرق بينهما واضحاً. اجعل الخلفية بيضاء نظيفة تماماً وبدون أي تسميات مكتوبة. صورة واحدة مستقلّة فقط.</w:t>
+        <w:t>أنشئ رسماً تعليمياً مبسّطاً للأطفال يقارن بين نهرين معاً في الصورة نفسها: نهر بماء عذب نظيف صافٍ تحيط به نباتات خضراء، ونهر بماء ملوّث تطفو فيه نفايات، بحيث يظهر الفرق بينهما واضحاً. اجعل الخلفية بيضاء نظيفة تماماً وبدون أي تسميات مكتوبة. صورة واحدة مستقلّة فقط. رسم متّجهي مسطّح ثنائي الأبعاد، بسيط، بألوان مصمتة مسطّحة، بخطوط خارجية سميكة نظيفة، بلا تظليل، بلا تدرّجات لونية، بلا تجسيم ثلاثي الأبعاد، بأسلوب كتب الأطفال المدرسية البسيط.</w:t>
       </w:r>
     </w:p>
     <w:p>
@@ -2449,7 +2449,7 @@
           <w:color w:val="555555"/>
           <w:sz w:val="20"/>
         </w:rPr>
-        <w:t>Create a simple educational illustration for children comparing two rivers together in the same image: a river of clean, clear fresh water surrounded by green plants, and a river of polluted water with floating litter, so the difference between them is clearly visible. Use a clean white background and no text labels. One single standalone image only.</w:t>
+        <w:t>Create a simple educational illustration for children comparing two rivers together in the same image: a river of clean, clear fresh water surrounded by green plants, and a river of polluted water with floating litter, so the difference between them is clearly visible. Use a clean white background and no text labels. One single standalone image only. flat 2D vector illustration, minimal, flat solid colors, thick clean outlines, no shading, no gradients, no 3D, simple children's textbook style</w:t>
       </w:r>
     </w:p>
     <w:p>
@@ -2541,7 +2541,7 @@
           <w:i w:val="0"/>
           <w:sz w:val="22"/>
         </w:rPr>
-        <w:t>أنشئ رسماً تعليمياً مبسّطاً للأطفال يُظهر أربع حاويات تدوير متجاورة معاً في الصورة نفسها، كلٌّ بلون مختلف وعليها رمز إعادة التدوير: حاوية للنفايات العامّة، وحاوية للبلاستيك، وحاوية للورق، وحاوية للزجاج، وتظهر كل حاوية واضحة ومنفصلة. اجعل الخلفية بيضاء نظيفة تماماً وبدون أي تسميات مكتوبة. صورة واحدة مستقلّة فقط.</w:t>
+        <w:t>أنشئ رسماً تعليمياً مبسّطاً للأطفال يُظهر أربع حاويات تدوير متجاورة معاً في الصورة نفسها، كلٌّ بلون مختلف وعليها رمز إعادة التدوير: حاوية للنفايات العامّة، وحاوية للبلاستيك، وحاوية للورق، وحاوية للزجاج، وتظهر كل حاوية واضحة ومنفصلة. اجعل الخلفية بيضاء نظيفة تماماً وبدون أي تسميات مكتوبة. صورة واحدة مستقلّة فقط. رسم متّجهي مسطّح ثنائي الأبعاد، بسيط، بألوان مصمتة مسطّحة، بخطوط خارجية سميكة نظيفة، بلا تظليل، بلا تدرّجات لونية، بلا تجسيم ثلاثي الأبعاد، بأسلوب كتب الأطفال المدرسية البسيط.</w:t>
       </w:r>
     </w:p>
     <w:p>
@@ -2568,7 +2568,7 @@
           <w:color w:val="555555"/>
           <w:sz w:val="20"/>
         </w:rPr>
-        <w:t>Create a simple educational illustration for children showing four recycling bins side by side together in the same image, each a different color with a recycling symbol: a general-waste bin, a plastic bin, a paper bin, and a glass bin, each shown clear and separate. Use a clean white background and no text labels. One single standalone image only.</w:t>
+        <w:t>Create a simple educational illustration for children showing four recycling bins side by side together in the same image, each a different color with a recycling symbol: a general-waste bin, a plastic bin, a paper bin, and a glass bin, each shown clear and separate. Use a clean white background and no text labels. One single standalone image only. flat 2D vector illustration, minimal, flat solid colors, thick clean outlines, no shading, no gradients, no 3D, simple children's textbook style</w:t>
       </w:r>
     </w:p>
     <w:p>
@@ -2736,7 +2736,7 @@
           <w:i w:val="0"/>
           <w:sz w:val="22"/>
         </w:rPr>
-        <w:t>أنشئ رسماً تعليمياً مبسّطاً للأطفال يُظهر أمثلة على حالات المادة الثلاث معاً في الصورة نفسها، كلٌّ واضح ومنفصل: قالب طوب (مادة صلبة)، وكوب ماء (مادة سائلة)، وبالون منتفخ يمثّل الغاز. اجعل الخلفية بيضاء نظيفة تماماً وبدون أي تسميات مكتوبة. صورة واحدة مستقلّة فقط.</w:t>
+        <w:t>أنشئ رسماً تعليمياً مبسّطاً للأطفال يُظهر أمثلة على حالات المادة الثلاث معاً في الصورة نفسها، كلٌّ واضح ومنفصل: قالب طوب (مادة صلبة)، وكوب ماء (مادة سائلة)، وبالون منتفخ يمثّل الغاز. اجعل الخلفية بيضاء نظيفة تماماً وبدون أي تسميات مكتوبة. صورة واحدة مستقلّة فقط. رسم متّجهي مسطّح ثنائي الأبعاد، بسيط، بألوان مصمتة مسطّحة، بخطوط خارجية سميكة نظيفة، بلا تظليل، بلا تدرّجات لونية، بلا تجسيم ثلاثي الأبعاد، بأسلوب كتب الأطفال المدرسية البسيط.</w:t>
       </w:r>
     </w:p>
     <w:p>
@@ -2763,7 +2763,7 @@
           <w:color w:val="555555"/>
           <w:sz w:val="20"/>
         </w:rPr>
-        <w:t>Create a simple educational illustration for children showing examples of the three states of matter together in the same image, each clear and separate: a brick (solid), a glass of water (liquid), and an inflated balloon representing gas. Use a clean white background and no text labels. One single standalone image only.</w:t>
+        <w:t>Create a simple educational illustration for children showing examples of the three states of matter together in the same image, each clear and separate: a brick (solid), a glass of water (liquid), and an inflated balloon representing gas. Use a clean white background and no text labels. One single standalone image only. flat 2D vector illustration, minimal, flat solid colors, thick clean outlines, no shading, no gradients, no 3D, simple children's textbook style</w:t>
       </w:r>
     </w:p>
     <w:p>
@@ -2855,7 +2855,7 @@
           <w:i w:val="0"/>
           <w:sz w:val="22"/>
         </w:rPr>
-        <w:t>أنشئ رسماً تعليمياً مبسّطاً للأطفال يُظهر ثلاثة صناديق متجاورة معاً في الصورة نفسها تمثّل نموذج الجزيئات ككرات صغيرة: صندوق بجزيئات متراصّة منتظمة (صلب)، وصندوق بجزيئات متقاربة غير منتظمة (سائل)، وصندوق بجزيئات متباعدة (غاز)، وكل صندوق واضح ومنفصل. اجعل الخلفية بيضاء نظيفة تماماً وبدون أي تسميات مكتوبة. صورة واحدة مستقلّة فقط.</w:t>
+        <w:t>أنشئ رسماً تعليمياً مبسّطاً للأطفال يُظهر ثلاثة صناديق متجاورة معاً في الصورة نفسها تمثّل نموذج الجزيئات ككرات صغيرة: صندوق بجزيئات متراصّة منتظمة (صلب)، وصندوق بجزيئات متقاربة غير منتظمة (سائل)، وصندوق بجزيئات متباعدة (غاز)، وكل صندوق واضح ومنفصل. اجعل الخلفية بيضاء نظيفة تماماً وبدون أي تسميات مكتوبة. صورة واحدة مستقلّة فقط. رسم متّجهي مسطّح ثنائي الأبعاد، بسيط، بألوان مصمتة مسطّحة، بخطوط خارجية سميكة نظيفة، بلا تظليل، بلا تدرّجات لونية، بلا تجسيم ثلاثي الأبعاد، بأسلوب كتب الأطفال المدرسية البسيط.</w:t>
       </w:r>
     </w:p>
     <w:p>
@@ -2882,7 +2882,7 @@
           <w:color w:val="555555"/>
           <w:sz w:val="20"/>
         </w:rPr>
-        <w:t>Create a simple educational illustration for children showing three boxes side by side together in the same image representing the particle model as small spheres: a box with tightly packed ordered particles (solid), a box with close but irregular particles (liquid), and a box with widely spaced particles (gas), each box clear and separate. Use a clean white background and no text labels. One single standalone image only.</w:t>
+        <w:t>Create a simple educational illustration for children showing three boxes side by side together in the same image representing the particle model as small spheres: a box with tightly packed ordered particles (solid), a box with close but irregular particles (liquid), and a box with widely spaced particles (gas), each box clear and separate. Use a clean white background and no text labels. One single standalone image only. flat 2D vector illustration, minimal, flat solid colors, thick clean outlines, no shading, no gradients, no 3D, simple children's textbook style</w:t>
       </w:r>
     </w:p>
     <w:p>
@@ -3036,7 +3036,7 @@
           <w:i w:val="0"/>
           <w:sz w:val="22"/>
         </w:rPr>
-        <w:t>أنشئ رسماً تعليمياً مبسّطاً للأطفال يوضّح تحوّلات الماء الثلاث معاً في الصورة نفسها مع أسهم بينها: مكعّب ثلج (صلب)، وكوب ماء (سائل)، وبخار ماء يتصاعد (غاز)، بحيث يظهر تسلسل الانصهار والتجمّد والغليان واضحاً. اجعل الخلفية بيضاء نظيفة تماماً وبدون أي تسميات مكتوبة. صورة واحدة مستقلّة فقط.</w:t>
+        <w:t>أنشئ رسماً تعليمياً مبسّطاً للأطفال يوضّح تحوّلات الماء الثلاث معاً في الصورة نفسها مع أسهم بينها: مكعّب ثلج (صلب)، وكوب ماء (سائل)، وبخار ماء يتصاعد (غاز)، بحيث يظهر تسلسل الانصهار والتجمّد والغليان واضحاً. اجعل الخلفية بيضاء نظيفة تماماً وبدون أي تسميات مكتوبة. صورة واحدة مستقلّة فقط. رسم متّجهي مسطّح ثنائي الأبعاد، بسيط، بألوان مصمتة مسطّحة، بخطوط خارجية سميكة نظيفة، بلا تظليل، بلا تدرّجات لونية، بلا تجسيم ثلاثي الأبعاد، بأسلوب كتب الأطفال المدرسية البسيط.</w:t>
       </w:r>
     </w:p>
     <w:p>
@@ -3063,7 +3063,7 @@
           <w:color w:val="555555"/>
           <w:sz w:val="20"/>
         </w:rPr>
-        <w:t>Create a simple educational illustration for children showing the three changes of water together in the same image with arrows between them: an ice cube (solid), a glass of water (liquid), and rising water vapor (gas), so the sequence of melting, freezing and boiling is clearly visible. Use a clean white background and no text labels. One single standalone image only.</w:t>
+        <w:t>Create a simple educational illustration for children showing the three changes of water together in the same image with arrows between them: an ice cube (solid), a glass of water (liquid), and rising water vapor (gas), so the sequence of melting, freezing and boiling is clearly visible. Use a clean white background and no text labels. One single standalone image only. flat 2D vector illustration, minimal, flat solid colors, thick clean outlines, no shading, no gradients, no 3D, simple children's textbook style</w:t>
       </w:r>
     </w:p>
     <w:p>
@@ -3155,7 +3155,7 @@
           <w:i w:val="0"/>
           <w:sz w:val="22"/>
         </w:rPr>
-        <w:t>أنشئ رسماً تعليمياً مبسّطاً للأطفال يُظهر ثلاث مواد صلبة قابلة للانصهار معاً في الصورة نفسها، كلٌّ واضح ومنفصل: مكعّب ثلج، وقطعة شوكولاتة، وقطعة زبدة. اجعل الخلفية بيضاء نظيفة تماماً وبدون أي تسميات مكتوبة. صورة واحدة مستقلّة فقط.</w:t>
+        <w:t>أنشئ رسماً تعليمياً مبسّطاً للأطفال يُظهر ثلاث مواد صلبة قابلة للانصهار معاً في الصورة نفسها، كلٌّ واضح ومنفصل: مكعّب ثلج، وقطعة شوكولاتة، وقطعة زبدة. اجعل الخلفية بيضاء نظيفة تماماً وبدون أي تسميات مكتوبة. صورة واحدة مستقلّة فقط. رسم متّجهي مسطّح ثنائي الأبعاد، بسيط، بألوان مصمتة مسطّحة، بخطوط خارجية سميكة نظيفة، بلا تظليل، بلا تدرّجات لونية، بلا تجسيم ثلاثي الأبعاد، بأسلوب كتب الأطفال المدرسية البسيط.</w:t>
       </w:r>
     </w:p>
     <w:p>
@@ -3182,7 +3182,7 @@
           <w:color w:val="555555"/>
           <w:sz w:val="20"/>
         </w:rPr>
-        <w:t>Create a simple educational illustration for children showing three meltable solids together in the same image, each clear and separate: an ice cube, a piece of chocolate, and a block of butter. Use a clean white background and no text labels. One single standalone image only.</w:t>
+        <w:t>Create a simple educational illustration for children showing three meltable solids together in the same image, each clear and separate: an ice cube, a piece of chocolate, and a block of butter. Use a clean white background and no text labels. One single standalone image only. flat 2D vector illustration, minimal, flat solid colors, thick clean outlines, no shading, no gradients, no 3D, simple children's textbook style</w:t>
       </w:r>
     </w:p>
     <w:p>
@@ -3274,7 +3274,7 @@
           <w:i w:val="0"/>
           <w:sz w:val="22"/>
         </w:rPr>
-        <w:t>أنشئ رسماً تعليمياً واضحاً لميزان حرارة عمودي بأسلوب علمي مبسّط للأطفال، يظهر فيه التدريج بوضوح وعمود السائل الأحمر مرتفعاً، بحيث تبدو الدرجات المنخفضة والمرتفعة متمايزة على المقياس. اجعل الخلفية بيضاء نظيفة تماماً وبدون أي تسميات مكتوبة. صورة واحدة مستقلّة فقط.</w:t>
+        <w:t>أنشئ رسماً تعليمياً واضحاً لميزان حرارة عمودي بأسلوب علمي مبسّط للأطفال، يظهر فيه التدريج بوضوح وعمود السائل الأحمر مرتفعاً، بحيث تبدو الدرجات المنخفضة والمرتفعة متمايزة على المقياس. اجعل الخلفية بيضاء نظيفة تماماً وبدون أي تسميات مكتوبة. صورة واحدة مستقلّة فقط. رسم متّجهي مسطّح ثنائي الأبعاد، بسيط، بألوان مصمتة مسطّحة، بخطوط خارجية سميكة نظيفة، بلا تظليل، بلا تدرّجات لونية، بلا تجسيم ثلاثي الأبعاد، بأسلوب كتب الأطفال المدرسية البسيط.</w:t>
       </w:r>
     </w:p>
     <w:p>
@@ -3301,7 +3301,7 @@
           <w:color w:val="555555"/>
           <w:sz w:val="20"/>
         </w:rPr>
-        <w:t>Create a clear educational illustration of a vertical thermometer in a simple scientific style for children, clearly showing the scale and a rising red liquid column, so that the low and high readings are distinguishable on the scale. Use a clean white background and no text labels. One single standalone image only.</w:t>
+        <w:t>Create a clear educational illustration of a vertical thermometer in a simple scientific style for children, clearly showing the scale and a rising red liquid column, so that the low and high readings are distinguishable on the scale. Use a clean white background and no text labels. One single standalone image only. flat 2D vector illustration, minimal, flat solid colors, thick clean outlines, no shading, no gradients, no 3D, simple children's textbook style</w:t>
       </w:r>
     </w:p>
     <w:p>

--- a/المصادر/الفصل الدراسي الاول/الصف الرابع/مادة العلوم/برومبتات-الرسومات.docx
+++ b/المصادر/الفصل الدراسي الاول/الصف الرابع/مادة العلوم/برومبتات-الرسومات.docx
@@ -530,6 +530,125 @@
           <w:sz w:val="20"/>
         </w:rPr>
         <w:t>Create a clear educational illustration of a full human skeleton viewed from the front in a simple scientific style for children, with the main parts clearly distinguishable: the skull, the rib cage, the spine, the thigh bone, the arm bones and the foot bones. Use a clean white background and no text labels. One single standalone image only. flat 2D vector illustration, minimal, flat solid colors, thick clean outlines, no shading, no gradients, no 3D, simple children's textbook style</w:t>
+      </w:r>
+    </w:p>
+    <w:p>
+      <w:pPr>
+        <w:bidi/>
+        <w:jc w:val="right"/>
+      </w:pPr>
+      <w:r>
+        <w:rPr>
+          <w:rFonts w:ascii="Arial" w:hAnsi="Arial" w:cs="Arial"/>
+          <w:b w:val="0"/>
+          <w:i w:val="0"/>
+          <w:sz w:val="24"/>
+        </w:rPr>
+      </w:r>
+    </w:p>
+    <w:p>
+      <w:pPr>
+        <w:bidi/>
+        <w:jc w:val="right"/>
+      </w:pPr>
+      <w:r>
+        <w:rPr>
+          <w:rFonts w:ascii="Arial" w:hAnsi="Arial" w:cs="Arial"/>
+          <w:b/>
+          <w:i w:val="0"/>
+          <w:color w:val="1F5C2E"/>
+          <w:sz w:val="26"/>
+        </w:rPr>
+        <w:t xml:space="preserve">١-٢ (سؤال إضافي — البازل): هيكل عظمي كامل للتركيب</w:t>
+      </w:r>
+    </w:p>
+    <w:p>
+      <w:pPr>
+        <w:bidi/>
+        <w:jc w:val="right"/>
+      </w:pPr>
+      <w:r>
+        <w:rPr>
+          <w:rFonts w:ascii="Arial" w:hAnsi="Arial" w:cs="Arial"/>
+          <w:b w:val="0"/>
+          <w:i w:val="0"/>
+          <w:color w:val="D16A1E"/>
+          <w:sz w:val="22"/>
+        </w:rPr>
+        <w:t xml:space="preserve">نوع السؤال البصري: البازل (puzzle) — صورة واحدة كاملة يقسّمها الكود إلى شبكة ٣×٣ قطعاً تُركَّب بالسحب</w:t>
+      </w:r>
+    </w:p>
+    <w:p>
+      <w:pPr>
+        <w:bidi/>
+        <w:jc w:val="right"/>
+      </w:pPr>
+      <w:r>
+        <w:rPr>
+          <w:rFonts w:ascii="Arial" w:hAnsi="Arial" w:cs="Arial"/>
+          <w:b w:val="0"/>
+          <w:i w:val="0"/>
+          <w:color w:val="555555"/>
+          <w:sz w:val="22"/>
+        </w:rPr>
+        <w:t xml:space="preserve">اسم الملف المقترح: هيكل-بازل.png</w:t>
+      </w:r>
+    </w:p>
+    <w:p>
+      <w:pPr>
+        <w:bidi/>
+        <w:jc w:val="right"/>
+      </w:pPr>
+      <w:r>
+        <w:rPr>
+          <w:rFonts w:ascii="Arial" w:hAnsi="Arial" w:cs="Arial"/>
+          <w:b/>
+          <w:i w:val="0"/>
+          <w:sz w:val="22"/>
+        </w:rPr>
+        <w:t xml:space="preserve">البرومبت (عربي):</w:t>
+      </w:r>
+    </w:p>
+    <w:p>
+      <w:pPr>
+        <w:bidi/>
+        <w:jc w:val="right"/>
+      </w:pPr>
+      <w:r>
+        <w:rPr>
+          <w:rFonts w:ascii="Arial" w:hAnsi="Arial" w:cs="Arial"/>
+          <w:b w:val="0"/>
+          <w:i w:val="0"/>
+          <w:sz w:val="22"/>
+        </w:rPr>
+        <w:t xml:space="preserve">أنشئ رسماً تعليمياً واضحاً لهيكل عظمي بشري كامل من الأمام بأسلوب علمي مبسّط للأطفال، يملأ الهيكلُ معظم الإطار ويتوسّطه، وتظهر أجزاؤه الرئيسية واضحة ومتمايزة: الجمجمة، والقفص الصدري (الأضلاع)، والعمود الفقري، وعظام الذراعين، وعظام الحوض، وعظام الساقين، بحيث يبقى الشكل واضحاً حين تُقسَّم الصورة إلى شبكة من القطع. اجعل الخلفية بيضاء نظيفة تماماً وبدون أي تسميات مكتوبة. صورة واحدة مستقلّة فقط. رسم متّجهي مسطّح ثنائي الأبعاد، بسيط، بألوان مصمتة مسطّحة، بخطوط خارجية سميكة نظيفة، بلا تظليل، بلا تدرّجات لونية، بلا تجسيم ثلاثي الأبعاد، بأسلوب كتب الأطفال المدرسية البسيط.</w:t>
+      </w:r>
+    </w:p>
+    <w:p>
+      <w:pPr>
+        <w:bidi/>
+        <w:jc w:val="right"/>
+      </w:pPr>
+      <w:r>
+        <w:rPr>
+          <w:rFonts w:ascii="Arial" w:hAnsi="Arial" w:cs="Arial"/>
+          <w:b/>
+          <w:i w:val="0"/>
+          <w:sz w:val="22"/>
+        </w:rPr>
+        <w:t xml:space="preserve">Prompt (English):</w:t>
+      </w:r>
+    </w:p>
+    <w:p>
+      <w:r>
+        <w:rPr>
+          <w:rFonts w:ascii="Arial" w:hAnsi="Arial" w:cs="Arial"/>
+          <w:b w:val="0"/>
+          <w:i/>
+          <w:color w:val="555555"/>
+          <w:sz w:val="20"/>
+        </w:rPr>
+        <w:t xml:space="preserve">Create a clear educational illustration of a full human skeleton viewed from the front in a simple scientific style for children, with the skeleton filling most of the frame and centered, and its main parts clearly distinguishable: the skull, the rib cage, the spine, the arm bones, the pelvis, and the leg bones, so the shape stays clear when the image is split into a grid of pieces. Use a clean white background and no text labels. One single standalone image only. flat 2D vector illustration, minimal, flat solid colors, thick clean outlines, no shading, no gradients, no 3D, simple children's textbook style</w:t>
       </w:r>
     </w:p>
     <w:p>
